--- a/data/full_sop_template.docx
+++ b/data/full_sop_template.docx
@@ -12008,7 +12008,7 @@
           <w:b/>
           <w:bCs/>
         </w:rPr>
-        <w:t>1.2M cells</w:t>
+        <w:t>«CELLS_PER_SAMPLE» cells</w:t>
       </w:r>
       <w:r>
         <w:t xml:space="preserve"> from each sample pool into FACS round-bottom tubes labeled unsort#-#. Mix gently (swirl / invert / pipette).</w:t>
@@ -12038,7 +12038,7 @@
           <w:b/>
           <w:bCs/>
         </w:rPr>
-        <w:t>1.2M cells</w:t>
+        <w:t>«CELLS_PER_SAMPLE» cells</w:t>
       </w:r>
       <w:r>
         <w:t xml:space="preserve"> from each sample pool into FACS round-bottom tubes labeled asap#-#.</w:t>
@@ -12065,6 +12065,11 @@
       </w:r>
     </w:p>
     <w:p>
+      <w:r>
+        <w:t>«SEC_BULKSTIM_START»</w:t>
+      </w:r>
+    </w:p>
+    <w:p>
       <w:pPr>
         <w:pStyle w:val="ListParagraph"/>
         <w:numPr>
@@ -12095,6 +12100,11 @@
       </w:r>
       <w:r>
         <w:t xml:space="preserve"> (200k/sample × 4 conditions = 800k/sample). If cells remain, consider a spectral-flow panel (needs ~1–2M/sample).</w:t>
+      </w:r>
+    </w:p>
+    <w:p>
+      <w:r>
+        <w:t>«SEC_BULKSTIM_END»</w:t>
       </w:r>
     </w:p>
     <w:p>
